--- a/src/content/bios/Idris-KE 2016.docx
+++ b/src/content/bios/Idris-KE 2016.docx
@@ -1,6 +1,6 @@
 
 <file path=word/document.xml><?xml version="1.0" encoding="utf-8"?>
-<w:document xmlns:wpc="http://schemas.microsoft.com/office/word/2010/wordprocessingCanvas" xmlns:cx="http://schemas.microsoft.com/office/drawing/2014/chartex" xmlns:cx1="http://schemas.microsoft.com/office/drawing/2015/9/8/chartex" xmlns:cx2="http://schemas.microsoft.com/office/drawing/2015/10/21/chartex" xmlns:cx3="http://schemas.microsoft.com/office/drawing/2016/5/9/chartex" xmlns:cx4="http://schemas.microsoft.com/office/drawing/2016/5/10/chartex" xmlns:cx5="http://schemas.microsoft.com/office/drawing/2016/5/11/chartex" xmlns:cx6="http://schemas.microsoft.com/office/drawing/2016/5/12/chartex" xmlns:cx7="http://schemas.microsoft.com/office/drawing/2016/5/13/chartex" xmlns:cx8="http://schemas.microsoft.com/office/drawing/2016/5/14/chartex" xmlns:mc="http://schemas.openxmlformats.org/markup-compatibility/2006" xmlns:aink="http://schemas.microsoft.com/office/drawing/2016/ink" xmlns:am3d="http://schemas.microsoft.com/office/drawing/2017/model3d" xmlns:o="urn:schemas-microsoft-com:office:office" xmlns:oel="http://schemas.microsoft.com/office/2019/extlst" xmlns:r="http://schemas.openxmlformats.org/officeDocument/2006/relationships" xmlns:m="http://schemas.openxmlformats.org/officeDocument/2006/math" xmlns:v="urn:schemas-microsoft-com:vml" xmlns:wp14="http://schemas.microsoft.com/office/word/2010/wordprocessingDrawing" xmlns:wp="http://schemas.openxmlformats.org/drawingml/2006/wordprocessingDrawing" xmlns:w10="urn:schemas-microsoft-com:office:word" xmlns:w="http://schemas.openxmlformats.org/wordprocessingml/2006/main" xmlns:w14="http://schemas.microsoft.com/office/word/2010/wordml" xmlns:w15="http://schemas.microsoft.com/office/word/2012/wordml" xmlns:w16cex="http://schemas.microsoft.com/office/word/2018/wordml/cex" xmlns:w16cid="http://schemas.microsoft.com/office/word/2016/wordml/cid" xmlns:w16="http://schemas.microsoft.com/office/word/2018/wordml" xmlns:w16du="http://schemas.microsoft.com/office/word/2023/wordml/word16du" xmlns:w16sdtdh="http://schemas.microsoft.com/office/word/2020/wordml/sdtdatahash" xmlns:w16sdtfl="http://schemas.microsoft.com/office/word/2024/wordml/sdtformatlock" xmlns:w16se="http://schemas.microsoft.com/office/word/2015/wordml/symex" xmlns:wpg="http://schemas.microsoft.com/office/word/2010/wordprocessingGroup" xmlns:wpi="http://schemas.microsoft.com/office/word/2010/wordprocessingInk" xmlns:wne="http://schemas.microsoft.com/office/word/2006/wordml" xmlns:wps="http://schemas.microsoft.com/office/word/2010/wordprocessingShape" mc:Ignorable="w14 w15 w16se w16cid w16 w16cex w16sdtdh w16sdtfl w16du wp14">
+<w:document xmlns:wpc="http://schemas.microsoft.com/office/word/2010/wordprocessingCanvas" xmlns:cx="http://schemas.microsoft.com/office/drawing/2014/chartex" xmlns:cx1="http://schemas.microsoft.com/office/drawing/2015/9/8/chartex" xmlns:cx2="http://schemas.microsoft.com/office/drawing/2015/10/21/chartex" xmlns:cx3="http://schemas.microsoft.com/office/drawing/2016/5/9/chartex" xmlns:cx4="http://schemas.microsoft.com/office/drawing/2016/5/10/chartex" xmlns:cx5="http://schemas.microsoft.com/office/drawing/2016/5/11/chartex" xmlns:cx6="http://schemas.microsoft.com/office/drawing/2016/5/12/chartex" xmlns:cx7="http://schemas.microsoft.com/office/drawing/2016/5/13/chartex" xmlns:cx8="http://schemas.microsoft.com/office/drawing/2016/5/14/chartex" xmlns:mc="http://schemas.openxmlformats.org/markup-compatibility/2006" xmlns:m="http://schemas.openxmlformats.org/officeDocument/2006/math" xmlns:aink="http://schemas.microsoft.com/office/drawing/2016/ink" xmlns:am3d="http://schemas.microsoft.com/office/drawing/2017/model3d" xmlns:oel="http://schemas.microsoft.com/office/2019/extlst" xmlns:r="http://schemas.openxmlformats.org/officeDocument/2006/relationships" xmlns:wp14="http://schemas.microsoft.com/office/word/2010/wordprocessingDrawing" xmlns:wp="http://schemas.openxmlformats.org/drawingml/2006/wordprocessingDrawing" xmlns:wpg="http://schemas.microsoft.com/office/word/2010/wordprocessingGroup" xmlns:wpi="http://schemas.microsoft.com/office/word/2010/wordprocessingInk" xmlns:wps="http://schemas.microsoft.com/office/word/2010/wordprocessingShape" xmlns:o="urn:schemas-microsoft-com:office:office" xmlns:v="urn:schemas-microsoft-com:vml" xmlns:w10="urn:schemas-microsoft-com:office:word" xmlns:w="http://schemas.openxmlformats.org/wordprocessingml/2006/main" xmlns:w14="http://schemas.microsoft.com/office/word/2010/wordml" xmlns:w15="http://schemas.microsoft.com/office/word/2012/wordml" xmlns:w16cei="http://schemas.microsoft.com/office/word/2026/wordml/cei" xmlns:w16cex="http://schemas.microsoft.com/office/word/2018/wordml/cex" xmlns:w16cid="http://schemas.microsoft.com/office/word/2016/wordml/cid" xmlns:w16="http://schemas.microsoft.com/office/word/2018/wordml" xmlns:w16sdtdh="http://schemas.microsoft.com/office/word/2020/wordml/sdtdatahash" xmlns:w16sdtfl="http://schemas.microsoft.com/office/word/2024/wordml/sdtformatlock" xmlns:w16se="http://schemas.microsoft.com/office/word/2015/wordml/symex" xmlns:w16du="http://schemas.microsoft.com/office/word/2023/wordml/word16du" xmlns:wne="http://schemas.microsoft.com/office/word/2006/wordml" mc:Ignorable="w14 w15 w16se w16cid w16 w16cex w16sdtdh w16sdtfl w16du wp14">
   <w:body>
     <w:p>
       <w:pPr>
@@ -539,20 +539,33 @@
         </w:rPr>
         <w:t xml:space="preserve">Source: </w:t>
       </w:r>
-      <w:hyperlink r:id="rId7" w:history="1">
-        <w:r>
-          <w:rPr>
-            <w:rStyle w:val="Hyperlink"/>
-            <w:rFonts w:ascii="Times New Roman" w:hAnsi="Times New Roman" w:cs="Times New Roman"/>
-            <w:color w:val="0000FF"/>
-            <w:sz w:val="24"/>
-            <w:szCs w:val="24"/>
-            <w:u w:val="none"/>
-            <w:lang w:val="en-GB"/>
-          </w:rPr>
-          <w:t>https://www.flickr.com/photos/wipo/6504875121</w:t>
-        </w:r>
-      </w:hyperlink>
+      <w:r>
+        <w:rPr>
+          <w:rFonts w:ascii="Times New Roman" w:hAnsi="Times New Roman" w:cs="Times New Roman"/>
+          <w:sz w:val="24"/>
+          <w:szCs w:val="24"/>
+          <w:lang w:val="en-GB"/>
+        </w:rPr>
+        <w:t xml:space="preserve">Idris, n.d., </w:t>
+      </w:r>
+      <w:r>
+        <w:rPr>
+          <w:rFonts w:ascii="Times New Roman" w:hAnsi="Times New Roman" w:cs="Times New Roman"/>
+          <w:sz w:val="24"/>
+          <w:szCs w:val="24"/>
+          <w:lang w:val="en-GB"/>
+        </w:rPr>
+        <w:t xml:space="preserve">WIPO and </w:t>
+      </w:r>
+      <w:r>
+        <w:rPr>
+          <w:rFonts w:ascii="Times New Roman" w:hAnsi="Times New Roman" w:cs="Times New Roman"/>
+          <w:sz w:val="24"/>
+          <w:szCs w:val="24"/>
+          <w:lang w:val="en-GB"/>
+        </w:rPr>
+        <w:t>Flickr</w:t>
+      </w:r>
     </w:p>
     <w:p>
       <w:pPr>
@@ -2918,27 +2931,7 @@
           <w:szCs w:val="24"/>
           <w:lang w:val="en-GB"/>
         </w:rPr>
-        <w:t xml:space="preserve"> a management and oversight mechanism, </w:t>
-      </w:r>
-      <w:proofErr w:type="gramStart"/>
-      <w:r>
-        <w:rPr>
-          <w:rFonts w:ascii="Times New Roman" w:hAnsi="Times New Roman" w:cs="Times New Roman"/>
-          <w:sz w:val="24"/>
-          <w:szCs w:val="24"/>
-          <w:lang w:val="en-GB"/>
-        </w:rPr>
-        <w:t>a contracts</w:t>
-      </w:r>
-      <w:proofErr w:type="gramEnd"/>
-      <w:r>
-        <w:rPr>
-          <w:rFonts w:ascii="Times New Roman" w:hAnsi="Times New Roman" w:cs="Times New Roman"/>
-          <w:sz w:val="24"/>
-          <w:szCs w:val="24"/>
-          <w:lang w:val="en-GB"/>
-        </w:rPr>
-        <w:t xml:space="preserve"> review </w:t>
+        <w:t xml:space="preserve"> a management and oversight mechanism, a contracts review </w:t>
       </w:r>
       <w:r>
         <w:rPr>
@@ -4214,27 +4207,7 @@
           <w:szCs w:val="24"/>
           <w:lang w:val="en-GB"/>
         </w:rPr>
-        <w:t xml:space="preserve">Director </w:t>
-      </w:r>
-      <w:proofErr w:type="gramStart"/>
-      <w:r>
-        <w:rPr>
-          <w:rFonts w:ascii="Times New Roman" w:hAnsi="Times New Roman" w:cs="Times New Roman"/>
-          <w:sz w:val="24"/>
-          <w:szCs w:val="24"/>
-          <w:lang w:val="en-GB"/>
-        </w:rPr>
-        <w:t>General</w:t>
-      </w:r>
-      <w:proofErr w:type="gramEnd"/>
-      <w:r>
-        <w:rPr>
-          <w:rFonts w:ascii="Times New Roman" w:hAnsi="Times New Roman" w:cs="Times New Roman"/>
-          <w:sz w:val="24"/>
-          <w:szCs w:val="24"/>
-          <w:lang w:val="en-GB"/>
-        </w:rPr>
-        <w:t xml:space="preserve"> </w:t>
+        <w:t xml:space="preserve">Director General </w:t>
       </w:r>
       <w:r>
         <w:rPr>
@@ -8269,25 +8242,14 @@
         </w:rPr>
         <w:t xml:space="preserve">, one </w:t>
       </w:r>
-      <w:proofErr w:type="gramStart"/>
-      <w:r>
-        <w:rPr>
-          <w:rFonts w:ascii="Times New Roman" w:hAnsi="Times New Roman" w:cs="Times New Roman"/>
-          <w:sz w:val="24"/>
-          <w:szCs w:val="24"/>
-          <w:lang w:val="en-GB"/>
-        </w:rPr>
-        <w:t>has to</w:t>
-      </w:r>
-      <w:proofErr w:type="gramEnd"/>
-      <w:r>
-        <w:rPr>
-          <w:rFonts w:ascii="Times New Roman" w:hAnsi="Times New Roman" w:cs="Times New Roman"/>
-          <w:sz w:val="24"/>
-          <w:szCs w:val="24"/>
-          <w:lang w:val="en-GB"/>
-        </w:rPr>
-        <w:t xml:space="preserve"> keep in mind that his </w:t>
+      <w:r>
+        <w:rPr>
+          <w:rFonts w:ascii="Times New Roman" w:hAnsi="Times New Roman" w:cs="Times New Roman"/>
+          <w:sz w:val="24"/>
+          <w:szCs w:val="24"/>
+          <w:lang w:val="en-GB"/>
+        </w:rPr>
+        <w:t xml:space="preserve">has to keep in mind that his </w:t>
       </w:r>
       <w:r>
         <w:rPr>
@@ -8307,25 +8269,14 @@
         </w:rPr>
         <w:t xml:space="preserve">policy course </w:t>
       </w:r>
-      <w:proofErr w:type="gramStart"/>
-      <w:r>
-        <w:rPr>
-          <w:rFonts w:ascii="Times New Roman" w:hAnsi="Times New Roman" w:cs="Times New Roman"/>
-          <w:sz w:val="24"/>
-          <w:szCs w:val="24"/>
-          <w:lang w:val="en-GB"/>
-        </w:rPr>
-        <w:t>with regard to</w:t>
-      </w:r>
-      <w:proofErr w:type="gramEnd"/>
-      <w:r>
-        <w:rPr>
-          <w:rFonts w:ascii="Times New Roman" w:hAnsi="Times New Roman" w:cs="Times New Roman"/>
-          <w:sz w:val="24"/>
-          <w:szCs w:val="24"/>
-          <w:lang w:val="en-GB"/>
-        </w:rPr>
-        <w:t xml:space="preserve"> his age </w:t>
+      <w:r>
+        <w:rPr>
+          <w:rFonts w:ascii="Times New Roman" w:hAnsi="Times New Roman" w:cs="Times New Roman"/>
+          <w:sz w:val="24"/>
+          <w:szCs w:val="24"/>
+          <w:lang w:val="en-GB"/>
+        </w:rPr>
+        <w:t xml:space="preserve">with regard to his age </w:t>
       </w:r>
       <w:r>
         <w:rPr>
@@ -10203,7 +10154,7 @@
         </w:rPr>
         <w:t xml:space="preserve">Meetings of the Assemblies of the Member States of WIPO, September 2008’ available at </w:t>
       </w:r>
-      <w:hyperlink r:id="rId8" w:history="1">
+      <w:hyperlink r:id="rId7" w:history="1">
         <w:r>
           <w:rPr>
             <w:rStyle w:val="Hyperlink"/>
@@ -10361,7 +10312,7 @@
         </w:rPr>
         <w:t xml:space="preserve">Geneva 2006, available at </w:t>
       </w:r>
-      <w:hyperlink r:id="rId9" w:history="1">
+      <w:hyperlink r:id="rId8" w:history="1">
         <w:r>
           <w:rPr>
             <w:rStyle w:val="Hyperlink"/>
@@ -10589,7 +10540,7 @@
         </w:rPr>
         <w:t xml:space="preserve"> </w:t>
       </w:r>
-      <w:hyperlink r:id="rId10" w:history="1">
+      <w:hyperlink r:id="rId9" w:history="1">
         <w:r>
           <w:rPr>
             <w:rStyle w:val="Hyperlink"/>
@@ -10666,7 +10617,7 @@
         </w:rPr>
         <w:t xml:space="preserve">, available at </w:t>
       </w:r>
-      <w:hyperlink r:id="rId11" w:history="1">
+      <w:hyperlink r:id="rId10" w:history="1">
         <w:r>
           <w:rPr>
             <w:rStyle w:val="Hyperlink"/>
@@ -10789,7 +10740,7 @@
         </w:rPr>
         <w:t xml:space="preserve"> </w:t>
       </w:r>
-      <w:hyperlink r:id="rId12" w:history="1">
+      <w:hyperlink r:id="rId11" w:history="1">
         <w:r>
           <w:rPr>
             <w:rStyle w:val="Hyperlink"/>
@@ -11032,7 +10983,7 @@
         </w:rPr>
         <w:t xml:space="preserve"> </w:t>
       </w:r>
-      <w:hyperlink r:id="rId13" w:history="1">
+      <w:hyperlink r:id="rId12" w:history="1">
         <w:r>
           <w:rPr>
             <w:rStyle w:val="Hyperlink"/>
@@ -11149,7 +11100,7 @@
         </w:rPr>
         <w:t xml:space="preserve"> </w:t>
       </w:r>
-      <w:hyperlink r:id="rId14" w:history="1">
+      <w:hyperlink r:id="rId13" w:history="1">
         <w:r>
           <w:rPr>
             <w:rStyle w:val="Hyperlink"/>
@@ -11198,7 +11149,7 @@
         </w:rPr>
         <w:t xml:space="preserve">, June-July 2012, 13, available at </w:t>
       </w:r>
-      <w:hyperlink r:id="rId15" w:history="1">
+      <w:hyperlink r:id="rId14" w:history="1">
         <w:r>
           <w:rPr>
             <w:rStyle w:val="Hyperlink"/>
@@ -11527,7 +11478,7 @@
         </w:rPr>
         <w:t xml:space="preserve"> </w:t>
       </w:r>
-      <w:hyperlink r:id="rId16" w:history="1">
+      <w:hyperlink r:id="rId15" w:history="1">
         <w:r>
           <w:rPr>
             <w:rStyle w:val="Hyperlink"/>
@@ -11600,7 +11551,7 @@
         </w:rPr>
         <w:t xml:space="preserve"> Idris’, available at </w:t>
       </w:r>
-      <w:hyperlink r:id="rId17" w:history="1">
+      <w:hyperlink r:id="rId16" w:history="1">
         <w:r>
           <w:rPr>
             <w:rStyle w:val="Hyperlink"/>
@@ -11686,7 +11637,7 @@
         </w:rPr>
         <w:t xml:space="preserve">available at </w:t>
       </w:r>
-      <w:hyperlink r:id="rId18" w:history="1">
+      <w:hyperlink r:id="rId17" w:history="1">
         <w:r>
           <w:rPr>
             <w:rStyle w:val="Hyperlink"/>
@@ -12128,7 +12079,7 @@
         </w:rPr>
         <w:t xml:space="preserve">Eisenberg, </w:t>
       </w:r>
-      <w:hyperlink r:id="rId19" w:history="1">
+      <w:hyperlink r:id="rId18" w:history="1">
         <w:r>
           <w:rPr>
             <w:rStyle w:val="Hyperlink"/>
@@ -12202,8 +12153,8 @@
       </w:pPr>
     </w:p>
     <w:sectPr>
-      <w:headerReference w:type="default" r:id="rId20"/>
-      <w:footerReference w:type="default" r:id="rId21"/>
+      <w:headerReference w:type="default" r:id="rId19"/>
+      <w:footerReference w:type="default" r:id="rId20"/>
       <w:pgSz w:w="11906" w:h="16838"/>
       <w:pgMar w:top="1418" w:right="1418" w:bottom="1418" w:left="1418" w:header="709" w:footer="709" w:gutter="0"/>
       <w:cols w:space="720"/>
@@ -12214,7 +12165,7 @@
 </file>
 
 <file path=word/endnotes.xml><?xml version="1.0" encoding="utf-8"?>
-<w:endnotes xmlns:wpc="http://schemas.microsoft.com/office/word/2010/wordprocessingCanvas" xmlns:cx="http://schemas.microsoft.com/office/drawing/2014/chartex" xmlns:cx1="http://schemas.microsoft.com/office/drawing/2015/9/8/chartex" xmlns:cx2="http://schemas.microsoft.com/office/drawing/2015/10/21/chartex" xmlns:cx3="http://schemas.microsoft.com/office/drawing/2016/5/9/chartex" xmlns:cx4="http://schemas.microsoft.com/office/drawing/2016/5/10/chartex" xmlns:cx5="http://schemas.microsoft.com/office/drawing/2016/5/11/chartex" xmlns:cx6="http://schemas.microsoft.com/office/drawing/2016/5/12/chartex" xmlns:cx7="http://schemas.microsoft.com/office/drawing/2016/5/13/chartex" xmlns:cx8="http://schemas.microsoft.com/office/drawing/2016/5/14/chartex" xmlns:mc="http://schemas.openxmlformats.org/markup-compatibility/2006" xmlns:aink="http://schemas.microsoft.com/office/drawing/2016/ink" xmlns:am3d="http://schemas.microsoft.com/office/drawing/2017/model3d" xmlns:o="urn:schemas-microsoft-com:office:office" xmlns:oel="http://schemas.microsoft.com/office/2019/extlst" xmlns:r="http://schemas.openxmlformats.org/officeDocument/2006/relationships" xmlns:m="http://schemas.openxmlformats.org/officeDocument/2006/math" xmlns:v="urn:schemas-microsoft-com:vml" xmlns:wp14="http://schemas.microsoft.com/office/word/2010/wordprocessingDrawing" xmlns:wp="http://schemas.openxmlformats.org/drawingml/2006/wordprocessingDrawing" xmlns:w10="urn:schemas-microsoft-com:office:word" xmlns:w="http://schemas.openxmlformats.org/wordprocessingml/2006/main" xmlns:w14="http://schemas.microsoft.com/office/word/2010/wordml" xmlns:w15="http://schemas.microsoft.com/office/word/2012/wordml" xmlns:w16cex="http://schemas.microsoft.com/office/word/2018/wordml/cex" xmlns:w16cid="http://schemas.microsoft.com/office/word/2016/wordml/cid" xmlns:w16="http://schemas.microsoft.com/office/word/2018/wordml" xmlns:w16du="http://schemas.microsoft.com/office/word/2023/wordml/word16du" xmlns:w16sdtdh="http://schemas.microsoft.com/office/word/2020/wordml/sdtdatahash" xmlns:w16sdtfl="http://schemas.microsoft.com/office/word/2024/wordml/sdtformatlock" xmlns:w16se="http://schemas.microsoft.com/office/word/2015/wordml/symex" xmlns:wpg="http://schemas.microsoft.com/office/word/2010/wordprocessingGroup" xmlns:wpi="http://schemas.microsoft.com/office/word/2010/wordprocessingInk" xmlns:wne="http://schemas.microsoft.com/office/word/2006/wordml" xmlns:wps="http://schemas.microsoft.com/office/word/2010/wordprocessingShape" mc:Ignorable="w14 w15 w16se w16cid w16 w16cex w16sdtdh w16sdtfl w16du wp14">
+<w:endnotes xmlns:wpc="http://schemas.microsoft.com/office/word/2010/wordprocessingCanvas" xmlns:cx="http://schemas.microsoft.com/office/drawing/2014/chartex" xmlns:cx1="http://schemas.microsoft.com/office/drawing/2015/9/8/chartex" xmlns:cx2="http://schemas.microsoft.com/office/drawing/2015/10/21/chartex" xmlns:cx3="http://schemas.microsoft.com/office/drawing/2016/5/9/chartex" xmlns:cx4="http://schemas.microsoft.com/office/drawing/2016/5/10/chartex" xmlns:cx5="http://schemas.microsoft.com/office/drawing/2016/5/11/chartex" xmlns:cx6="http://schemas.microsoft.com/office/drawing/2016/5/12/chartex" xmlns:cx7="http://schemas.microsoft.com/office/drawing/2016/5/13/chartex" xmlns:cx8="http://schemas.microsoft.com/office/drawing/2016/5/14/chartex" xmlns:mc="http://schemas.openxmlformats.org/markup-compatibility/2006" xmlns:m="http://schemas.openxmlformats.org/officeDocument/2006/math" xmlns:aink="http://schemas.microsoft.com/office/drawing/2016/ink" xmlns:am3d="http://schemas.microsoft.com/office/drawing/2017/model3d" xmlns:oel="http://schemas.microsoft.com/office/2019/extlst" xmlns:r="http://schemas.openxmlformats.org/officeDocument/2006/relationships" xmlns:wp14="http://schemas.microsoft.com/office/word/2010/wordprocessingDrawing" xmlns:wp="http://schemas.openxmlformats.org/drawingml/2006/wordprocessingDrawing" xmlns:wpg="http://schemas.microsoft.com/office/word/2010/wordprocessingGroup" xmlns:wpi="http://schemas.microsoft.com/office/word/2010/wordprocessingInk" xmlns:wps="http://schemas.microsoft.com/office/word/2010/wordprocessingShape" xmlns:o="urn:schemas-microsoft-com:office:office" xmlns:v="urn:schemas-microsoft-com:vml" xmlns:w10="urn:schemas-microsoft-com:office:word" xmlns:w="http://schemas.openxmlformats.org/wordprocessingml/2006/main" xmlns:w14="http://schemas.microsoft.com/office/word/2010/wordml" xmlns:w15="http://schemas.microsoft.com/office/word/2012/wordml" xmlns:w16cei="http://schemas.microsoft.com/office/word/2026/wordml/cei" xmlns:w16cex="http://schemas.microsoft.com/office/word/2018/wordml/cex" xmlns:w16cid="http://schemas.microsoft.com/office/word/2016/wordml/cid" xmlns:w16="http://schemas.microsoft.com/office/word/2018/wordml" xmlns:w16sdtdh="http://schemas.microsoft.com/office/word/2020/wordml/sdtdatahash" xmlns:w16sdtfl="http://schemas.microsoft.com/office/word/2024/wordml/sdtformatlock" xmlns:w16se="http://schemas.microsoft.com/office/word/2015/wordml/symex" xmlns:w16du="http://schemas.microsoft.com/office/word/2023/wordml/word16du" xmlns:wne="http://schemas.microsoft.com/office/word/2006/wordml" mc:Ignorable="w14 w15 w16se w16cid w16 w16cex w16sdtdh w16sdtfl w16du wp14">
   <w:endnote w:type="separator" w:id="-1">
     <w:p>
       <w:pPr>
@@ -12239,7 +12190,7 @@
 </file>
 
 <file path=word/footer1.xml><?xml version="1.0" encoding="utf-8"?>
-<w:ftr xmlns:wpc="http://schemas.microsoft.com/office/word/2010/wordprocessingCanvas" xmlns:cx="http://schemas.microsoft.com/office/drawing/2014/chartex" xmlns:cx1="http://schemas.microsoft.com/office/drawing/2015/9/8/chartex" xmlns:cx2="http://schemas.microsoft.com/office/drawing/2015/10/21/chartex" xmlns:cx3="http://schemas.microsoft.com/office/drawing/2016/5/9/chartex" xmlns:cx4="http://schemas.microsoft.com/office/drawing/2016/5/10/chartex" xmlns:cx5="http://schemas.microsoft.com/office/drawing/2016/5/11/chartex" xmlns:cx6="http://schemas.microsoft.com/office/drawing/2016/5/12/chartex" xmlns:cx7="http://schemas.microsoft.com/office/drawing/2016/5/13/chartex" xmlns:cx8="http://schemas.microsoft.com/office/drawing/2016/5/14/chartex" xmlns:mc="http://schemas.openxmlformats.org/markup-compatibility/2006" xmlns:aink="http://schemas.microsoft.com/office/drawing/2016/ink" xmlns:am3d="http://schemas.microsoft.com/office/drawing/2017/model3d" xmlns:o="urn:schemas-microsoft-com:office:office" xmlns:oel="http://schemas.microsoft.com/office/2019/extlst" xmlns:r="http://schemas.openxmlformats.org/officeDocument/2006/relationships" xmlns:m="http://schemas.openxmlformats.org/officeDocument/2006/math" xmlns:v="urn:schemas-microsoft-com:vml" xmlns:wp14="http://schemas.microsoft.com/office/word/2010/wordprocessingDrawing" xmlns:wp="http://schemas.openxmlformats.org/drawingml/2006/wordprocessingDrawing" xmlns:w10="urn:schemas-microsoft-com:office:word" xmlns:w="http://schemas.openxmlformats.org/wordprocessingml/2006/main" xmlns:w14="http://schemas.microsoft.com/office/word/2010/wordml" xmlns:w15="http://schemas.microsoft.com/office/word/2012/wordml" xmlns:w16cex="http://schemas.microsoft.com/office/word/2018/wordml/cex" xmlns:w16cid="http://schemas.microsoft.com/office/word/2016/wordml/cid" xmlns:w16="http://schemas.microsoft.com/office/word/2018/wordml" xmlns:w16du="http://schemas.microsoft.com/office/word/2023/wordml/word16du" xmlns:w16sdtdh="http://schemas.microsoft.com/office/word/2020/wordml/sdtdatahash" xmlns:w16sdtfl="http://schemas.microsoft.com/office/word/2024/wordml/sdtformatlock" xmlns:w16se="http://schemas.microsoft.com/office/word/2015/wordml/symex" xmlns:wpg="http://schemas.microsoft.com/office/word/2010/wordprocessingGroup" xmlns:wpi="http://schemas.microsoft.com/office/word/2010/wordprocessingInk" xmlns:wne="http://schemas.microsoft.com/office/word/2006/wordml" xmlns:wps="http://schemas.microsoft.com/office/word/2010/wordprocessingShape" mc:Ignorable="w14 w15 w16se w16cid w16 w16cex w16sdtdh w16sdtfl w16du wp14">
+<w:ftr xmlns:wpc="http://schemas.microsoft.com/office/word/2010/wordprocessingCanvas" xmlns:cx="http://schemas.microsoft.com/office/drawing/2014/chartex" xmlns:cx1="http://schemas.microsoft.com/office/drawing/2015/9/8/chartex" xmlns:cx2="http://schemas.microsoft.com/office/drawing/2015/10/21/chartex" xmlns:cx3="http://schemas.microsoft.com/office/drawing/2016/5/9/chartex" xmlns:cx4="http://schemas.microsoft.com/office/drawing/2016/5/10/chartex" xmlns:cx5="http://schemas.microsoft.com/office/drawing/2016/5/11/chartex" xmlns:cx6="http://schemas.microsoft.com/office/drawing/2016/5/12/chartex" xmlns:cx7="http://schemas.microsoft.com/office/drawing/2016/5/13/chartex" xmlns:cx8="http://schemas.microsoft.com/office/drawing/2016/5/14/chartex" xmlns:mc="http://schemas.openxmlformats.org/markup-compatibility/2006" xmlns:m="http://schemas.openxmlformats.org/officeDocument/2006/math" xmlns:aink="http://schemas.microsoft.com/office/drawing/2016/ink" xmlns:am3d="http://schemas.microsoft.com/office/drawing/2017/model3d" xmlns:oel="http://schemas.microsoft.com/office/2019/extlst" xmlns:r="http://schemas.openxmlformats.org/officeDocument/2006/relationships" xmlns:wp14="http://schemas.microsoft.com/office/word/2010/wordprocessingDrawing" xmlns:wp="http://schemas.openxmlformats.org/drawingml/2006/wordprocessingDrawing" xmlns:wpg="http://schemas.microsoft.com/office/word/2010/wordprocessingGroup" xmlns:wpi="http://schemas.microsoft.com/office/word/2010/wordprocessingInk" xmlns:wps="http://schemas.microsoft.com/office/word/2010/wordprocessingShape" xmlns:o="urn:schemas-microsoft-com:office:office" xmlns:v="urn:schemas-microsoft-com:vml" xmlns:w10="urn:schemas-microsoft-com:office:word" xmlns:w="http://schemas.openxmlformats.org/wordprocessingml/2006/main" xmlns:w14="http://schemas.microsoft.com/office/word/2010/wordml" xmlns:w15="http://schemas.microsoft.com/office/word/2012/wordml" xmlns:w16cei="http://schemas.microsoft.com/office/word/2026/wordml/cei" xmlns:w16cex="http://schemas.microsoft.com/office/word/2018/wordml/cex" xmlns:w16cid="http://schemas.microsoft.com/office/word/2016/wordml/cid" xmlns:w16="http://schemas.microsoft.com/office/word/2018/wordml" xmlns:w16sdtdh="http://schemas.microsoft.com/office/word/2020/wordml/sdtdatahash" xmlns:w16sdtfl="http://schemas.microsoft.com/office/word/2024/wordml/sdtformatlock" xmlns:w16se="http://schemas.microsoft.com/office/word/2015/wordml/symex" xmlns:w16du="http://schemas.microsoft.com/office/word/2023/wordml/word16du" xmlns:wne="http://schemas.microsoft.com/office/word/2006/wordml" mc:Ignorable="w14 w15 w16se w16cid w16 w16cex w16sdtdh w16sdtfl w16du wp14">
   <w:p>
     <w:pPr>
       <w:pStyle w:val="Voettekst"/>
@@ -12294,7 +12245,7 @@
 </file>
 
 <file path=word/footnotes.xml><?xml version="1.0" encoding="utf-8"?>
-<w:footnotes xmlns:wpc="http://schemas.microsoft.com/office/word/2010/wordprocessingCanvas" xmlns:cx="http://schemas.microsoft.com/office/drawing/2014/chartex" xmlns:cx1="http://schemas.microsoft.com/office/drawing/2015/9/8/chartex" xmlns:cx2="http://schemas.microsoft.com/office/drawing/2015/10/21/chartex" xmlns:cx3="http://schemas.microsoft.com/office/drawing/2016/5/9/chartex" xmlns:cx4="http://schemas.microsoft.com/office/drawing/2016/5/10/chartex" xmlns:cx5="http://schemas.microsoft.com/office/drawing/2016/5/11/chartex" xmlns:cx6="http://schemas.microsoft.com/office/drawing/2016/5/12/chartex" xmlns:cx7="http://schemas.microsoft.com/office/drawing/2016/5/13/chartex" xmlns:cx8="http://schemas.microsoft.com/office/drawing/2016/5/14/chartex" xmlns:mc="http://schemas.openxmlformats.org/markup-compatibility/2006" xmlns:aink="http://schemas.microsoft.com/office/drawing/2016/ink" xmlns:am3d="http://schemas.microsoft.com/office/drawing/2017/model3d" xmlns:o="urn:schemas-microsoft-com:office:office" xmlns:oel="http://schemas.microsoft.com/office/2019/extlst" xmlns:r="http://schemas.openxmlformats.org/officeDocument/2006/relationships" xmlns:m="http://schemas.openxmlformats.org/officeDocument/2006/math" xmlns:v="urn:schemas-microsoft-com:vml" xmlns:wp14="http://schemas.microsoft.com/office/word/2010/wordprocessingDrawing" xmlns:wp="http://schemas.openxmlformats.org/drawingml/2006/wordprocessingDrawing" xmlns:w10="urn:schemas-microsoft-com:office:word" xmlns:w="http://schemas.openxmlformats.org/wordprocessingml/2006/main" xmlns:w14="http://schemas.microsoft.com/office/word/2010/wordml" xmlns:w15="http://schemas.microsoft.com/office/word/2012/wordml" xmlns:w16cex="http://schemas.microsoft.com/office/word/2018/wordml/cex" xmlns:w16cid="http://schemas.microsoft.com/office/word/2016/wordml/cid" xmlns:w16="http://schemas.microsoft.com/office/word/2018/wordml" xmlns:w16du="http://schemas.microsoft.com/office/word/2023/wordml/word16du" xmlns:w16sdtdh="http://schemas.microsoft.com/office/word/2020/wordml/sdtdatahash" xmlns:w16sdtfl="http://schemas.microsoft.com/office/word/2024/wordml/sdtformatlock" xmlns:w16se="http://schemas.microsoft.com/office/word/2015/wordml/symex" xmlns:wpg="http://schemas.microsoft.com/office/word/2010/wordprocessingGroup" xmlns:wpi="http://schemas.microsoft.com/office/word/2010/wordprocessingInk" xmlns:wne="http://schemas.microsoft.com/office/word/2006/wordml" xmlns:wps="http://schemas.microsoft.com/office/word/2010/wordprocessingShape" mc:Ignorable="w14 w15 w16se w16cid w16 w16cex w16sdtdh w16sdtfl w16du wp14">
+<w:footnotes xmlns:wpc="http://schemas.microsoft.com/office/word/2010/wordprocessingCanvas" xmlns:cx="http://schemas.microsoft.com/office/drawing/2014/chartex" xmlns:cx1="http://schemas.microsoft.com/office/drawing/2015/9/8/chartex" xmlns:cx2="http://schemas.microsoft.com/office/drawing/2015/10/21/chartex" xmlns:cx3="http://schemas.microsoft.com/office/drawing/2016/5/9/chartex" xmlns:cx4="http://schemas.microsoft.com/office/drawing/2016/5/10/chartex" xmlns:cx5="http://schemas.microsoft.com/office/drawing/2016/5/11/chartex" xmlns:cx6="http://schemas.microsoft.com/office/drawing/2016/5/12/chartex" xmlns:cx7="http://schemas.microsoft.com/office/drawing/2016/5/13/chartex" xmlns:cx8="http://schemas.microsoft.com/office/drawing/2016/5/14/chartex" xmlns:mc="http://schemas.openxmlformats.org/markup-compatibility/2006" xmlns:m="http://schemas.openxmlformats.org/officeDocument/2006/math" xmlns:aink="http://schemas.microsoft.com/office/drawing/2016/ink" xmlns:am3d="http://schemas.microsoft.com/office/drawing/2017/model3d" xmlns:oel="http://schemas.microsoft.com/office/2019/extlst" xmlns:r="http://schemas.openxmlformats.org/officeDocument/2006/relationships" xmlns:wp14="http://schemas.microsoft.com/office/word/2010/wordprocessingDrawing" xmlns:wp="http://schemas.openxmlformats.org/drawingml/2006/wordprocessingDrawing" xmlns:wpg="http://schemas.microsoft.com/office/word/2010/wordprocessingGroup" xmlns:wpi="http://schemas.microsoft.com/office/word/2010/wordprocessingInk" xmlns:wps="http://schemas.microsoft.com/office/word/2010/wordprocessingShape" xmlns:o="urn:schemas-microsoft-com:office:office" xmlns:v="urn:schemas-microsoft-com:vml" xmlns:w10="urn:schemas-microsoft-com:office:word" xmlns:w="http://schemas.openxmlformats.org/wordprocessingml/2006/main" xmlns:w14="http://schemas.microsoft.com/office/word/2010/wordml" xmlns:w15="http://schemas.microsoft.com/office/word/2012/wordml" xmlns:w16cei="http://schemas.microsoft.com/office/word/2026/wordml/cei" xmlns:w16cex="http://schemas.microsoft.com/office/word/2018/wordml/cex" xmlns:w16cid="http://schemas.microsoft.com/office/word/2016/wordml/cid" xmlns:w16="http://schemas.microsoft.com/office/word/2018/wordml" xmlns:w16sdtdh="http://schemas.microsoft.com/office/word/2020/wordml/sdtdatahash" xmlns:w16sdtfl="http://schemas.microsoft.com/office/word/2024/wordml/sdtformatlock" xmlns:w16se="http://schemas.microsoft.com/office/word/2015/wordml/symex" xmlns:w16du="http://schemas.microsoft.com/office/word/2023/wordml/word16du" xmlns:wne="http://schemas.microsoft.com/office/word/2006/wordml" mc:Ignorable="w14 w15 w16se w16cid w16 w16cex w16sdtdh w16sdtfl w16du wp14">
   <w:footnote w:type="separator" w:id="-1">
     <w:p>
       <w:pPr>
@@ -12319,7 +12270,7 @@
 </file>
 
 <file path=word/header1.xml><?xml version="1.0" encoding="utf-8"?>
-<w:hdr xmlns:wpc="http://schemas.microsoft.com/office/word/2010/wordprocessingCanvas" xmlns:cx="http://schemas.microsoft.com/office/drawing/2014/chartex" xmlns:cx1="http://schemas.microsoft.com/office/drawing/2015/9/8/chartex" xmlns:cx2="http://schemas.microsoft.com/office/drawing/2015/10/21/chartex" xmlns:cx3="http://schemas.microsoft.com/office/drawing/2016/5/9/chartex" xmlns:cx4="http://schemas.microsoft.com/office/drawing/2016/5/10/chartex" xmlns:cx5="http://schemas.microsoft.com/office/drawing/2016/5/11/chartex" xmlns:cx6="http://schemas.microsoft.com/office/drawing/2016/5/12/chartex" xmlns:cx7="http://schemas.microsoft.com/office/drawing/2016/5/13/chartex" xmlns:cx8="http://schemas.microsoft.com/office/drawing/2016/5/14/chartex" xmlns:mc="http://schemas.openxmlformats.org/markup-compatibility/2006" xmlns:aink="http://schemas.microsoft.com/office/drawing/2016/ink" xmlns:am3d="http://schemas.microsoft.com/office/drawing/2017/model3d" xmlns:o="urn:schemas-microsoft-com:office:office" xmlns:oel="http://schemas.microsoft.com/office/2019/extlst" xmlns:r="http://schemas.openxmlformats.org/officeDocument/2006/relationships" xmlns:m="http://schemas.openxmlformats.org/officeDocument/2006/math" xmlns:v="urn:schemas-microsoft-com:vml" xmlns:wp14="http://schemas.microsoft.com/office/word/2010/wordprocessingDrawing" xmlns:wp="http://schemas.openxmlformats.org/drawingml/2006/wordprocessingDrawing" xmlns:w10="urn:schemas-microsoft-com:office:word" xmlns:w="http://schemas.openxmlformats.org/wordprocessingml/2006/main" xmlns:w14="http://schemas.microsoft.com/office/word/2010/wordml" xmlns:w15="http://schemas.microsoft.com/office/word/2012/wordml" xmlns:w16cex="http://schemas.microsoft.com/office/word/2018/wordml/cex" xmlns:w16cid="http://schemas.microsoft.com/office/word/2016/wordml/cid" xmlns:w16="http://schemas.microsoft.com/office/word/2018/wordml" xmlns:w16du="http://schemas.microsoft.com/office/word/2023/wordml/word16du" xmlns:w16sdtdh="http://schemas.microsoft.com/office/word/2020/wordml/sdtdatahash" xmlns:w16sdtfl="http://schemas.microsoft.com/office/word/2024/wordml/sdtformatlock" xmlns:w16se="http://schemas.microsoft.com/office/word/2015/wordml/symex" xmlns:wpg="http://schemas.microsoft.com/office/word/2010/wordprocessingGroup" xmlns:wpi="http://schemas.microsoft.com/office/word/2010/wordprocessingInk" xmlns:wne="http://schemas.microsoft.com/office/word/2006/wordml" xmlns:wps="http://schemas.microsoft.com/office/word/2010/wordprocessingShape" mc:Ignorable="w14 w15 w16se w16cid w16 w16cex w16sdtdh w16sdtfl w16du wp14">
+<w:hdr xmlns:wpc="http://schemas.microsoft.com/office/word/2010/wordprocessingCanvas" xmlns:cx="http://schemas.microsoft.com/office/drawing/2014/chartex" xmlns:cx1="http://schemas.microsoft.com/office/drawing/2015/9/8/chartex" xmlns:cx2="http://schemas.microsoft.com/office/drawing/2015/10/21/chartex" xmlns:cx3="http://schemas.microsoft.com/office/drawing/2016/5/9/chartex" xmlns:cx4="http://schemas.microsoft.com/office/drawing/2016/5/10/chartex" xmlns:cx5="http://schemas.microsoft.com/office/drawing/2016/5/11/chartex" xmlns:cx6="http://schemas.microsoft.com/office/drawing/2016/5/12/chartex" xmlns:cx7="http://schemas.microsoft.com/office/drawing/2016/5/13/chartex" xmlns:cx8="http://schemas.microsoft.com/office/drawing/2016/5/14/chartex" xmlns:mc="http://schemas.openxmlformats.org/markup-compatibility/2006" xmlns:m="http://schemas.openxmlformats.org/officeDocument/2006/math" xmlns:aink="http://schemas.microsoft.com/office/drawing/2016/ink" xmlns:am3d="http://schemas.microsoft.com/office/drawing/2017/model3d" xmlns:oel="http://schemas.microsoft.com/office/2019/extlst" xmlns:r="http://schemas.openxmlformats.org/officeDocument/2006/relationships" xmlns:wp14="http://schemas.microsoft.com/office/word/2010/wordprocessingDrawing" xmlns:wp="http://schemas.openxmlformats.org/drawingml/2006/wordprocessingDrawing" xmlns:wpg="http://schemas.microsoft.com/office/word/2010/wordprocessingGroup" xmlns:wpi="http://schemas.microsoft.com/office/word/2010/wordprocessingInk" xmlns:wps="http://schemas.microsoft.com/office/word/2010/wordprocessingShape" xmlns:o="urn:schemas-microsoft-com:office:office" xmlns:v="urn:schemas-microsoft-com:vml" xmlns:w10="urn:schemas-microsoft-com:office:word" xmlns:w="http://schemas.openxmlformats.org/wordprocessingml/2006/main" xmlns:w14="http://schemas.microsoft.com/office/word/2010/wordml" xmlns:w15="http://schemas.microsoft.com/office/word/2012/wordml" xmlns:w16cei="http://schemas.microsoft.com/office/word/2026/wordml/cei" xmlns:w16cex="http://schemas.microsoft.com/office/word/2018/wordml/cex" xmlns:w16cid="http://schemas.microsoft.com/office/word/2016/wordml/cid" xmlns:w16="http://schemas.microsoft.com/office/word/2018/wordml" xmlns:w16sdtdh="http://schemas.microsoft.com/office/word/2020/wordml/sdtdatahash" xmlns:w16sdtfl="http://schemas.microsoft.com/office/word/2024/wordml/sdtformatlock" xmlns:w16se="http://schemas.microsoft.com/office/word/2015/wordml/symex" xmlns:w16du="http://schemas.microsoft.com/office/word/2023/wordml/word16du" xmlns:wne="http://schemas.microsoft.com/office/word/2006/wordml" mc:Ignorable="w14 w15 w16se w16cid w16 w16cex w16sdtdh w16sdtfl w16du wp14">
   <w:sdt>
     <w:sdtPr>
       <w:id w:val="-1085525763"/>
@@ -12371,7 +12322,7 @@
 </file>
 
 <file path=word/styles.xml><?xml version="1.0" encoding="utf-8"?>
-<w:styles xmlns:mc="http://schemas.openxmlformats.org/markup-compatibility/2006" xmlns:r="http://schemas.openxmlformats.org/officeDocument/2006/relationships" xmlns:w="http://schemas.openxmlformats.org/wordprocessingml/2006/main" xmlns:w14="http://schemas.microsoft.com/office/word/2010/wordml" xmlns:w15="http://schemas.microsoft.com/office/word/2012/wordml" xmlns:w16cex="http://schemas.microsoft.com/office/word/2018/wordml/cex" xmlns:w16cid="http://schemas.microsoft.com/office/word/2016/wordml/cid" xmlns:w16="http://schemas.microsoft.com/office/word/2018/wordml" xmlns:w16du="http://schemas.microsoft.com/office/word/2023/wordml/word16du" xmlns:w16sdtdh="http://schemas.microsoft.com/office/word/2020/wordml/sdtdatahash" xmlns:w16sdtfl="http://schemas.microsoft.com/office/word/2024/wordml/sdtformatlock" xmlns:w16se="http://schemas.microsoft.com/office/word/2015/wordml/symex" mc:Ignorable="w14 w15 w16se w16cid w16 w16cex w16sdtdh w16sdtfl w16du">
+<w:styles xmlns:mc="http://schemas.openxmlformats.org/markup-compatibility/2006" xmlns:r="http://schemas.openxmlformats.org/officeDocument/2006/relationships" xmlns:w="http://schemas.openxmlformats.org/wordprocessingml/2006/main" xmlns:w14="http://schemas.microsoft.com/office/word/2010/wordml" xmlns:w15="http://schemas.microsoft.com/office/word/2012/wordml" xmlns:w16cex="http://schemas.microsoft.com/office/word/2018/wordml/cex" xmlns:w16cid="http://schemas.microsoft.com/office/word/2016/wordml/cid" xmlns:w16="http://schemas.microsoft.com/office/word/2018/wordml" xmlns:w16sdtdh="http://schemas.microsoft.com/office/word/2020/wordml/sdtdatahash" xmlns:w16sdtfl="http://schemas.microsoft.com/office/word/2024/wordml/sdtformatlock" xmlns:w16se="http://schemas.microsoft.com/office/word/2015/wordml/symex" xmlns:w16du="http://schemas.microsoft.com/office/word/2023/wordml/word16du" mc:Ignorable="w14 w15 w16se w16cid w16 w16cex w16sdtdh w16sdtfl w16du">
   <w:docDefaults>
     <w:rPrDefault>
       <w:rPr>
